--- a/weekly_reports/W07_端到端原型.docx
+++ b/weekly_reports/W07_端到端原型.docx
@@ -860,6 +860,23 @@
           <w:u w:val="none"/>
         </w:rPr>
         <w:t>Submitted by: [TBD]  Date: 2026-11-29  Version: v1.0</w:t>
+      </w:r>
+    </w:p>
+    <w:p>
+      <w:pPr>
+        <w:spacing w:after="120"/>
+        <w:rPr>
+          <w:rFonts w:ascii="Times New Roman" w:eastAsia="华文楷体" w:hAnsi="Times New Roman" w:cs="Times New Roman"/>
+          <w:i/>
+          <w:lang w:eastAsia="zh-CN"/>
+        </w:rPr>
+      </w:pPr>
+      <w:r>
+        <w:rPr>
+          <w:rFonts w:ascii="Times New Roman" w:hAnsi="Times New Roman"/>
+          <w:u w:val="none"/>
+        </w:rPr>
+        <w:t xml:space="preserve">候选技术路线（待评估，未定稿）：团队正评估以 YOLO（摄像头视觉车辆占用检测）与 STM32（主控）作为候选方案，YOLO 可独立检测车位占用或与地磁/超声波互补，STM32 可替代或配合 ESP32 承担采集与控制；是否采纳及最终架构待评审后确定，本报告其余内容暂以“地磁＋超声波＋ESP32＋MQTT”为基线。</w:t>
       </w:r>
     </w:p>
     <w:p>

--- a/weekly_reports/W07_端到端原型.docx
+++ b/weekly_reports/W07_端到端原型.docx
@@ -876,7 +876,7 @@
           <w:rFonts w:ascii="Times New Roman" w:hAnsi="Times New Roman"/>
           <w:u w:val="none"/>
         </w:rPr>
-        <w:t xml:space="preserve">候选技术路线（待评估，未定稿）：团队正评估以 YOLO（摄像头视觉车辆占用检测）与 STM32（主控）作为候选方案，YOLO 可独立检测车位占用或与地磁/超声波互补，STM32 可替代或配合 ESP32 承担采集与控制；是否采纳及最终架构待评审后确定，本报告其余内容暂以“地磁＋超声波＋ESP32＋MQTT”为基线。</w:t>
+        <w:t xml:space="preserve">技术路线（已确定）：团队确定以 YOLO（摄像头视觉车辆占用检测，配置为不识别车辆身份）作为车位占用检测主路线，STM32 作为主控（外接 Wi-Fi 模块接入 MQTT），地磁＋超声波双传感器作为低成本互补校验；数据经 MQTT → SQLite → Web Dashboard 发布。</w:t>
       </w:r>
     </w:p>
     <w:p>
@@ -1192,7 +1192,7 @@
               <w:rPr>
                 <w:u w:val="none"/>
               </w:rPr>
-              <w:t>输入1：传感器原始值（地磁+超声波）</w:t>
+              <w:t>输入1：YOLO视觉检测＋传感校验值</w:t>
             </w:r>
           </w:p>
         </w:tc>
@@ -1225,7 +1225,7 @@
               <w:rPr>
                 <w:u w:val="none"/>
               </w:rPr>
-              <w:t>处理：MCU滤波融合；通信：MQTT发布（broker日志）</w:t>
+              <w:t>处理：STM32融合判断；通信：MQTT发布（broker日志）</w:t>
             </w:r>
           </w:p>
         </w:tc>
@@ -2190,7 +2190,7 @@
           <w:rFonts w:ascii="Times New Roman" w:hAnsi="Times New Roman"/>
           <w:u w:val="none"/>
         </w:rPr>
-        <w:t>链路：地磁＋超声波 → ESP32（滤波/融合） → MQTT → broker → SQLite存储 → Web Dashboard。</w:t>
+        <w:t>链路：摄像头YOLO检测＋地磁/超声波校验 → STM32（融合判断） → Wi-Fi模块 → MQTT → broker → SQLite存储 → Web Dashboard。</w:t>
         <w:br/>
       </w:r>
       <w:r>
@@ -2198,7 +2198,7 @@
           <w:rFonts w:ascii="Times New Roman" w:hAnsi="Times New Roman"/>
           <w:u w:val="none"/>
         </w:rPr>
-        <w:t>临时替代：传感器未到位时用模拟输入（标记 simulated）调通通信与界面，实测数据待W09后补；模拟输入不作实际测量证据。</w:t>
+        <w:t>临时替代：摄像头/传感器未到位时用模拟输入（标记 simulated）调通通信与界面，实测数据待W09后补；模拟输入不作实际测量证据。</w:t>
       </w:r>
     </w:p>
     <w:p>
